--- a/k8s.docx
+++ b/k8s.docx
@@ -12355,6 +12355,75 @@
     </w:p>
     <w:p>
       <w:pPr>
+        <w:pStyle w:val="HTMLPreformatted"/>
+        <w:divId w:val="1374773558"/>
+      </w:pPr>
+    </w:p>
+    <w:p>
+      <w:pPr>
+        <w:pStyle w:val="HTMLPreformatted"/>
+        <w:divId w:val="1374773558"/>
+        <w:rPr>
+          <w:b/>
+          <w:bCs/>
+          <w:sz w:val="24"/>
+          <w:szCs w:val="24"/>
+        </w:rPr>
+      </w:pPr>
+      <w:r>
+        <w:rPr>
+          <w:b/>
+          <w:bCs/>
+          <w:sz w:val="24"/>
+          <w:szCs w:val="24"/>
+        </w:rPr>
+        <w:t xml:space="preserve">To enable pod to pod networking – </w:t>
+      </w:r>
+    </w:p>
+    <w:p>
+      <w:pPr>
+        <w:pStyle w:val="HTMLPreformatted"/>
+        <w:divId w:val="1374773558"/>
+        <w:rPr>
+          <w:b/>
+          <w:bCs/>
+          <w:sz w:val="24"/>
+          <w:szCs w:val="24"/>
+        </w:rPr>
+      </w:pPr>
+    </w:p>
+    <w:p>
+      <w:pPr>
+        <w:pStyle w:val="HTMLPreformatted"/>
+        <w:divId w:val="1374773558"/>
+      </w:pPr>
+      <w:proofErr w:type="spellStart"/>
+      <w:r>
+        <w:t>aws</w:t>
+      </w:r>
+      <w:proofErr w:type="spellEnd"/>
+      <w:r>
+        <w:t xml:space="preserve"> </w:t>
+      </w:r>
+      <w:proofErr w:type="spellStart"/>
+      <w:r>
+        <w:t>eks</w:t>
+      </w:r>
+      <w:proofErr w:type="spellEnd"/>
+      <w:r>
+        <w:t xml:space="preserve"> create-addon   --cluster-name my-single-node-cluster   --addon-name </w:t>
+      </w:r>
+      <w:proofErr w:type="spellStart"/>
+      <w:r>
+        <w:t>vpc-cni</w:t>
+      </w:r>
+      <w:proofErr w:type="spellEnd"/>
+      <w:r>
+        <w:t xml:space="preserve">   --region us-east-1</w:t>
+      </w:r>
+    </w:p>
+    <w:p>
+      <w:pPr>
         <w:pStyle w:val="Heading3"/>
         <w:rPr>
           <w:rFonts w:eastAsia="Times New Roman"/>
@@ -12595,6 +12664,7 @@
       </w:pPr>
       <w:proofErr w:type="spellStart"/>
       <w:r>
+        <w:lastRenderedPageBreak/>
         <w:t>eksctl</w:t>
       </w:r>
       <w:proofErr w:type="spellEnd"/>
@@ -12627,7 +12697,6 @@
         <w:rPr>
           <w:rFonts w:eastAsia="Times New Roman"/>
         </w:rPr>
-        <w:lastRenderedPageBreak/>
         <w:t>Verify Cluster Access</w:t>
       </w:r>
     </w:p>
@@ -13176,6 +13245,7 @@
         <w:divId w:val="1278563282"/>
       </w:pPr>
       <w:r>
+        <w:lastRenderedPageBreak/>
         <w:t># Check cluster status</w:t>
       </w:r>
     </w:p>
@@ -13215,7 +13285,6 @@
       </w:pPr>
       <w:proofErr w:type="spellStart"/>
       <w:r>
-        <w:lastRenderedPageBreak/>
         <w:t>eksctl</w:t>
       </w:r>
       <w:proofErr w:type="spellEnd"/>
@@ -13811,6 +13880,7 @@
         <w:rPr>
           <w:rFonts w:eastAsia="Times New Roman"/>
         </w:rPr>
+        <w:lastRenderedPageBreak/>
         <w:t>Pods</w:t>
       </w:r>
     </w:p>
@@ -13835,7 +13905,6 @@
         </w:numPr>
       </w:pPr>
       <w:r>
-        <w:lastRenderedPageBreak/>
         <w:t>Contains one or more containers</w:t>
       </w:r>
     </w:p>
